--- a/eng/docx/40.content.docx
+++ b/eng/docx/40.content.docx
@@ -7,6 +7,15 @@
       <w:r/>
     </w:p>
     <w:p>
+      <w:pPr>
+        <w:pStyle w:val="Heading2"/>
+      </w:pPr>
+      <w:r>
+        <w:t>Resource: Study Notes (Tyndale)</w:t>
+      </w:r>
+      <w:r/>
+    </w:p>
+    <w:p>
       <w:r/>
       <w:r>
         <w:rPr>
@@ -46,7 +55,7 @@
         <w:pStyle w:val="Heading1"/>
       </w:pPr>
       <w:r>
-        <w:t>Aquifer Open Study Notes</w:t>
+        <w:t>Study Notes (Tyndale)</w:t>
       </w:r>
     </w:p>
     <w:p>
@@ -55,6 +64,51 @@
           <w:headerReference w:type="even" r:id="rId8"/>
           <w:headerReference w:type="default" r:id="rId9"/>
           <w:footerReference w:type="default" r:id="rId10"/>
+          <w:footnotePr>
+            <w:numRestart w:val="eachSect"/>
+          </w:footnotePr>
+          <w:type w:val="continuous"/>
+          <w:pgSz w:w="12240" w:h="15840" w:code="1"/>
+          <w:pgMar w:top="1440" w:right="1440" w:bottom="1440" w:left="1440" w:header="504" w:footer="504" w:gutter="0"/>
+          <w:cols w:space="708"/>
+          <w:titlePg/>
+          <w:docGrid w:linePitch="360"/>
+        </w:sectPr>
+      </w:pPr>
+    </w:p>
+    <w:p>
+      <w:r/>
+    </w:p>
+    <w:p>
+      <w:pPr>
+        <w:pStyle w:val="Heading2"/>
+      </w:pPr>
+      <w:r>
+        <w:t>MAT</w:t>
+      </w:r>
+      <w:r/>
+    </w:p>
+    <w:p>
+      <w:r/>
+      <w:r>
+        <w:rPr>
+          <w:i/>
+        </w:rPr>
+        <w:t>Matthew 1:1, Matthew 1:1–2.23, Matthew 1:5, Matthew 1:7, Matthew 1:8, Matthew 1:11, Matthew 1:12, Matthew 1:12–16, Matthew 1:16, Matthew 1:17, Matthew 1:18, Matthew 1:19, Matthew 1:20, Matthew 1:21, Matthew 1:22–23, Matthew 1:25, Matthew 2:1, Matthew 2:1–2, Matthew 2:2, Matthew 2:3, Matthew 2:4, Matthew 2:6, Matthew 2:8–10, Matthew 2:11, Matthew 2:13–15, Matthew 2:15, Matthew 2:16, Matthew 2:18, Matthew 2:19, Matthew 2:20–21, Matthew 2:22, Matthew 2:23, Matthew 3:1, Matthew 3:2, Matthew 3:3, Matthew 3:4, Matthew 3:5–6, Matthew 3:7, Matthew 3:8, Matthew 3:9, Matthew 3:11, Matthew 3:12, Matthew 3:14, Matthew 3:15, Matthew 3:16, Matthew 3:17, Matthew 4:1, Matthew 4:1–11, Matthew 4:2, Matthew 4:3–4, Matthew 4:5–7, Matthew 4:7, Matthew 4:8–9, Matthew 4:11, Matthew 4:12, Matthew 4:12–11.1, Matthew 4:13, Matthew 4:17, Matthew 4:18, Matthew 4:18–22, Matthew 4:19, Matthew 4:20–22, Matthew 4:23, Matthew 4:23–25, Matthew 4:24–25, Matthew 5:1–7.29, Matthew 5:3, Matthew 5:4, Matthew 5:5, Matthew 5:6, Matthew 5:7, Matthew 5:8, Matthew 5:9, Matthew 5:10–11, Matthew 5:12, Matthew 5:13, Matthew 5:13–16, Matthew 5:14, Matthew 5:16, Matthew 5:17, Matthew 5:19, Matthew 5:20, Matthew 5:21, Matthew 5:21–47, Matthew 5:22, Matthew 5:23–26, Matthew 5:27–30, Matthew 5:29, Matthew 5:29–30, Matthew 5:31, Matthew 5:31–32, Matthew 5:32, Matthew 5:33–37, Matthew 5:38–42, Matthew 5:41, Matthew 5:42, Matthew 5:43–47, Matthew 5:45, Matthew 5:47, Matthew 5:48, Matthew 6:1, Matthew 6:2, Matthew 6:4, Matthew 6:5, Matthew 6:6, Matthew 6:7–8, Matthew 6:9, Matthew 6:9–13, Matthew 6:10, Matthew 6:11, Matthew 6:12, Matthew 6:13, Matthew 6:16, Matthew 6:20, Matthew 6:22, Matthew 6:24, Matthew 6:25–34, Matthew 6:26, Matthew 6:30, Matthew 6:32, Matthew 6:33, Matthew 7:1, Matthew 7:3–5, Matthew 7:6, Matthew 7:7–8, Matthew 7:12, Matthew 7:13, Matthew 7:13–27, Matthew 7:14, Matthew 7:15–20, Matthew 7:16–17, Matthew 7:18, Matthew 7:21, Matthew 7:22, Matthew 7:23, Matthew 7:24, Matthew 7:24–27, Matthew 7:25–27, Matthew 7:28–29, Matthew 8:1–9.34, Matthew 8:2, Matthew 8:3, Matthew 8:4, Matthew 8:5, Matthew 8:5–13, Matthew 8:7, Matthew 8:8–10, Matthew 8:11–12, Matthew 8:16, Matthew 8:16–17, Matthew 8:17, Matthew 8:18–22, Matthew 8:19, Matthew 8:20, Matthew 8:21, Matthew 8:22, Matthew 8:23–27, Matthew 8:24, Matthew 8:27, Matthew 8:28, Matthew 8:28–34, Matthew 8:29, Matthew 8:31, Matthew 8:32, Matthew 8:34, Matthew 9:1, Matthew 9:1–17, Matthew 9:3, Matthew 9:5, Matthew 9:6, Matthew 9:8, Matthew 9:9, Matthew 9:9–13, Matthew 9:10, Matthew 9:13, Matthew 9:14, Matthew 9:15, Matthew 9:16–17, Matthew 9:18, Matthew 9:18–34, Matthew 9:20, Matthew 9:22, Matthew 9:23, Matthew 9:24, Matthew 9:27, Matthew 9:28, Matthew 9:32, Matthew 9:32–34, Matthew 9:35, Matthew 9:35–11.1, Matthew 9:36, Matthew 9:37–38, Matthew 10:1, Matthew 10:2, Matthew 10:2–4, Matthew 10:3, Matthew 10:4, Matthew 10:5, Matthew 10:6, Matthew 10:7–8, Matthew 10:8, Matthew 10:9–10, Matthew 10:12, Matthew 10:13, Matthew 10:14, Matthew 10:15, Matthew 10:16, Matthew 10:19–20, Matthew 10:21–22, Matthew 10:23, Matthew 10:25, Matthew 10:28, Matthew 10:29–31, Matthew 10:32–33, Matthew 10:34, Matthew 10:34–39, Matthew 10:37–39, Matthew 10:41, Matthew 10:42, Matthew 11:2, Matthew 11:2–19, Matthew 11:2–20.34, Matthew 11:5, Matthew 11:6, Matthew 11:7, Matthew 11:11, Matthew 11:12, Matthew 11:14–15, Matthew 11:16–19, Matthew 11:18–19, Matthew 11:20–24, Matthew 11:21–24, Matthew 11:23, Matthew 11:25, Matthew 11:25–30, Matthew 11:27, Matthew 11:28, Matthew 11:29–30, Matthew 12:1, Matthew 12:1–8, Matthew 12:1–14, Matthew 12:3–4, Matthew 12:3–7, Matthew 12:5–6, Matthew 12:7, Matthew 12:8, Matthew 12:9, Matthew 12:9–14, Matthew 12:10, Matthew 12:11–12, Matthew 12:15–21, Matthew 12:18, Matthew 12:20, Matthew 12:22–45, Matthew 12:23, Matthew 12:24, Matthew 12:26, Matthew 12:27, Matthew 12:28, Matthew 12:29, Matthew 12:31, Matthew 12:32, Matthew 12:33–37, Matthew 12:36–37, Matthew 12:38, Matthew 12:39–40, Matthew 12:41–42, Matthew 12:42, Matthew 12:43, Matthew 12:43–45, Matthew 12:48–50, Matthew 13:1–53, Matthew 13:3–9, Matthew 13:10, Matthew 13:11, Matthew 13:11–15, Matthew 13:13, Matthew 13:14–15, Matthew 13:16–17, Matthew 13:19, Matthew 13:20–21, Matthew 13:22, Matthew 13:23, Matthew 13:24–30, Matthew 13:25, Matthew 13:28–30, Matthew 13:31–33, Matthew 13:33, Matthew 13:34–35, Matthew 13:36, Matthew 13:36–43, Matthew 13:38, Matthew 13:40–42, Matthew 13:41, Matthew 13:43, Matthew 13:44, Matthew 13:44–46, Matthew 13:47–50, Matthew 13:49, Matthew 13:51, Matthew 13:52, Matthew 13:54–58, Matthew 13:55–56, Matthew 13:57, Matthew 13:58, Matthew 14:1, Matthew 14:2, Matthew 14:3–12, Matthew 14:4, Matthew 14:6, Matthew 14:7, Matthew 14:8, Matthew 14:13–21, Matthew 14:21, Matthew 14:22, Matthew 14:22–33, Matthew 14:23, Matthew 14:25, Matthew 14:27, Matthew 14:34–36, Matthew 15:1, Matthew 15:1–20, Matthew 15:2, Matthew 15:5, Matthew 15:6, Matthew 15:7, Matthew 15:11, Matthew 15:13, Matthew 15:21–28, Matthew 15:22, Matthew 15:23, Matthew 15:26, Matthew 15:29–31, Matthew 15:32–39, Matthew 15:39, Matthew 16:1–12, Matthew 16:2–3, Matthew 16:3, Matthew 16:9–10, Matthew 16:11–12, Matthew 16:13, Matthew 16:14, Matthew 16:16, Matthew 16:17, Matthew 16:18, Matthew 16:19, Matthew 16:21, Matthew 16:21–28, Matthew 16:22, Matthew 16:23, Matthew 16:24, Matthew 16:25, Matthew 16:26, Matthew 16:27, Matthew 16:28, Matthew 17:1, Matthew 17:2, Matthew 17:3, Matthew 17:4, Matthew 17:5, Matthew 17:6–7, Matthew 17:9, Matthew 17:10–13, Matthew 17:17, Matthew 17:20, Matthew 17:22, Matthew 17:24, Matthew 17:25–26, Matthew 18:1, Matthew 18:1–35, Matthew 18:3, Matthew 18:5, Matthew 18:6, Matthew 18:8–9, Matthew 18:10, Matthew 18:12, Matthew 18:14, Matthew 18:15, Matthew 18:15–20, Matthew 18:15–35, Matthew 18:16, Matthew 18:17, Matthew 18:18, Matthew 18:18–20, Matthew 18:19, Matthew 18:20, Matthew 18:21–35, Matthew 18:22, Matthew 18:24, Matthew 18:26, Matthew 18:28, Matthew 18:34, Matthew 18:35, Matthew 19:1–20.34, Matthew 19:3, Matthew 19:4–5, Matthew 19:6, Matthew 19:7–8, Matthew 19:9, Matthew 19:11, Matthew 19:12, Matthew 19:13, Matthew 19:17, Matthew 19:21–22, Matthew 19:23, Matthew 19:24, Matthew 19:26, Matthew 19:28, Matthew 20:1–16, Matthew 20:8, Matthew 20:16, Matthew 20:20–21, Matthew 20:20–28, Matthew 20:21, Matthew 20:22, Matthew 20:23, Matthew 20:24, Matthew 20:25–28, Matthew 20:27, Matthew 20:28, Matthew 20:29–34, Matthew 21:1, Matthew 21:1–28.20, Matthew 21:3, Matthew 21:4–5, Matthew 21:11, Matthew 21:12, Matthew 21:12–13, Matthew 21:13, Matthew 21:15, Matthew 21:16, Matthew 21:19, Matthew 21:22, Matthew 21:23, Matthew 21:23–22.46, Matthew 21:24, Matthew 21:25, Matthew 21:27, Matthew 21:28–32, Matthew 21:28–22.14, Matthew 21:29, Matthew 21:32, Matthew 21:33–46, Matthew 21:34–35, Matthew 21:37, Matthew 21:40, Matthew 21:41, Matthew 21:42, Matthew 21:43, Matthew 21:44, Matthew 21:45, Matthew 22:1–14, Matthew 22:2, Matthew 22:3–5, Matthew 22:7, Matthew 22:8, Matthew 22:9, Matthew 22:10, Matthew 22:11, Matthew 22:13, Matthew 22:14, Matthew 22:15–22, Matthew 22:16, Matthew 22:17, Matthew 22:18, Matthew 22:20, Matthew 22:21, Matthew 22:23, Matthew 22:23–33, Matthew 22:29, Matthew 22:30, Matthew 22:31–32, Matthew 22:36, Matthew 22:37, Matthew 22:39, Matthew 22:40, Matthew 22:41–46, Matthew 22:42, Matthew 22:44, Matthew 22:45, Matthew 22:46, Matthew 23:1, Matthew 23:1–25.46, Matthew 23:2, Matthew 23:3, Matthew 23:4, Matthew 23:5, Matthew 23:6, Matthew 23:7, Matthew 23:8, Matthew 23:8–12, Matthew 23:9, Matthew 23:10, Matthew 23:11–12, Matthew 23:13, Matthew 23:13–36, Matthew 23:15, Matthew 23:16–22, Matthew 23:23, Matthew 23:24, Matthew 23:26, Matthew 23:27–28, Matthew 23:29, Matthew 23:32, Matthew 23:35, Matthew 23:37, Matthew 23:38, Matthew 23:39, Matthew 24:1, Matthew 24:1–31, Matthew 24:2, Matthew 24:3, Matthew 24:4–8, Matthew 24:5, Matthew 24:6, Matthew 24:8, Matthew 24:9, Matthew 24:10, Matthew 24:12, Matthew 24:13, Matthew 24:14, Matthew 24:15, Matthew 24:20, Matthew 24:21, Matthew 24:22, Matthew 24:24, Matthew 24:26, Matthew 24:26–28, Matthew 24:27–28, Matthew 24:29, Matthew 24:29–31, Matthew 24:30, Matthew 24:31, Matthew 24:33, Matthew 24:34, Matthew 24:35, Matthew 24:36, Matthew 24:37, Matthew 24:37–41, Matthew 24:37–25.46, Matthew 24:40–41, Matthew 24:42, Matthew 24:45, Matthew 24:45–51, Matthew 25:1, Matthew 25:1–13, Matthew 25:3, Matthew 25:5, Matthew 25:6, Matthew 25:14–30, Matthew 25:19, Matthew 25:21, Matthew 25:24, Matthew 25:29, Matthew 25:31, Matthew 25:31–46, Matthew 25:33, Matthew 25:34, Matthew 25:35–36, Matthew 25:37, Matthew 25:40, Matthew 25:46, Matthew 26:2, Matthew 26:3, Matthew 26:5, Matthew 26:6, Matthew 26:6–13, Matthew 26:7, Matthew 26:8, Matthew 26:12, Matthew 26:14–16, Matthew 26:18, Matthew 26:23, Matthew 26:24, Matthew 26:25, Matthew 26:26, Matthew 26:26–29, Matthew 26:27, Matthew 26:28, Matthew 26:29, Matthew 26:30, Matthew 26:31, Matthew 26:32, Matthew 26:35, Matthew 26:36, Matthew 26:36–46, Matthew 26:37, Matthew 26:38, Matthew 26:39, Matthew 26:49, Matthew 26:51, Matthew 26:53, Matthew 26:54, Matthew 26:55, Matthew 26:56, Matthew 26:57–68, Matthew 26:57–27.26, Matthew 26:58, Matthew 26:59, Matthew 26:60, Matthew 26:61, Matthew 26:63, Matthew 26:64, Matthew 26:65, Matthew 26:67–68, Matthew 26:69–75, Matthew 26:73, Matthew 26:75, Matthew 27:1, Matthew 27:1–2, Matthew 27:2, Matthew 27:3, Matthew 27:3–10, Matthew 27:4, Matthew 27:5, Matthew 27:7, Matthew 27:8, Matthew 27:9–10, Matthew 27:11, Matthew 27:11–26, Matthew 27:15, Matthew 27:16, Matthew 27:19, Matthew 27:24, Matthew 27:25, Matthew 27:26, Matthew 27:27, Matthew 27:27–31, Matthew 27:28–29, Matthew 27:32, Matthew 27:32–44, Matthew 27:34, Matthew 27:35, Matthew 27:37, Matthew 27:38, Matthew 27:40, Matthew 27:45, Matthew 27:46, Matthew 27:47, Matthew 27:48, Matthew 27:50, Matthew 27:51, Matthew 27:52–53, Matthew 27:54, Matthew 27:58, Matthew 27:59–60, Matthew 27:62–66, Matthew 28:1, Matthew 28:1–10, Matthew 28:12, Matthew 28:13, Matthew 28:15, Matthew 28:17, Matthew 28:18, Matthew 28:19, Matthew 28:20</w:t>
+      </w:r>
+      <w:r/>
+    </w:p>
+    <w:p>
+      <w:r/>
+      <w:r>
+        <w:t xml:space="preserve"> </w:t>
+      </w:r>
+      <w:r/>
+      <w:r/>
+    </w:p>
+    <w:p>
+      <w:pPr>
+        <w:sectPr>
           <w:footnotePr>
             <w:numRestart w:val="eachSect"/>
           </w:footnotePr>
